--- a/pages/palestras/assets/copel/kit-ia-na-pratica/prompts/prompt-1-estruturado.docx
+++ b/pages/palestras/assets/copel/kit-ia-na-pratica/prompts/prompt-1-estruturado.docx
@@ -36,16 +36,16 @@
         <w:rPr>
           <w:rStyle w:val="VerbatimChar"/>
         </w:rPr>
-        <w:t xml:space="preserve">Sou analista do escritório de projetos da Distribuidora Ômega. Recebi da Diretoria Comercial a</w:t>
-      </w:r>
-      <w:r>
-        <w:br/>
-      </w:r>
-      <w:r>
-        <w:rPr>
-          <w:rStyle w:val="VerbatimChar"/>
-        </w:rPr>
-        <w:t xml:space="preserve">minuta de proposta PRJ-2026-014 (arquivo proposta-a-ia-perdas.docx), que tem como anexo um</w:t>
+        <w:t xml:space="preserve">Sou conselheiro de administração da Distribuidora Ômega. Recebi na pauta da próxima reunião a</w:t>
+      </w:r>
+      <w:r>
+        <w:br/>
+      </w:r>
+      <w:r>
+        <w:rPr>
+          <w:rStyle w:val="VerbatimChar"/>
+        </w:rPr>
+        <w:t xml:space="preserve">minuta de proposta PRJ-2026-014, da Diretoria Comercial (arquivo proposta-a-ia-perdas.docx), que tem como anexo um</w:t>
       </w:r>
       <w:r>
         <w:br/>
@@ -63,16 +63,25 @@
         <w:rPr>
           <w:rStyle w:val="VerbatimChar"/>
         </w:rPr>
-        <w:t xml:space="preserve">(indicadores-distribuidoras.xlsx). Meu parecer técnico vai acompanhar a proposta na pauta do</w:t>
-      </w:r>
-      <w:r>
-        <w:br/>
-      </w:r>
-      <w:r>
-        <w:rPr>
-          <w:rStyle w:val="VerbatimChar"/>
-        </w:rPr>
-        <w:t xml:space="preserve">Conselho de Administração. A decisão de aprovar ou não é do conselho.</w:t>
+        <w:t xml:space="preserve">(indicadores-distribuidoras.xlsx). Preciso chegar à reunião sabendo o que é</w:t>
+      </w:r>
+      <w:r>
+        <w:br/>
+      </w:r>
+      <w:r>
+        <w:rPr>
+          <w:rStyle w:val="VerbatimChar"/>
+        </w:rPr>
+        <w:t xml:space="preserve">coerente, o que falta e o que perguntar à diretoria. A decisão é do colegiado, e o voto é</w:t>
+      </w:r>
+      <w:r>
+        <w:br/>
+      </w:r>
+      <w:r>
+        <w:rPr>
+          <w:rStyle w:val="VerbatimChar"/>
+        </w:rPr>
+        <w:t xml:space="preserve">meu.</w:t>
       </w:r>
       <w:r>
         <w:br/>
@@ -279,7 +288,7 @@
         <w:rPr>
           <w:rStyle w:val="VerbatimChar"/>
         </w:rPr>
-        <w:t xml:space="preserve">D. Até cinco perguntas que a área proponente deve responder antes da reunião do conselho.</w:t>
+        <w:t xml:space="preserve">D. Até cinco perguntas que eu deveria fazer à diretoria antes ou durante a reunião.</w:t>
       </w:r>
       <w:r>
         <w:br/>

--- a/pages/palestras/assets/copel/kit-ia-na-pratica/prompts/prompt-1-estruturado.docx
+++ b/pages/palestras/assets/copel/kit-ia-na-pratica/prompts/prompt-1-estruturado.docx
@@ -16,7 +16,7 @@
         <w:pStyle w:val="FirstParagraph"/>
       </w:pPr>
       <w:r>
-        <w:t xml:space="preserve">Em uma conversa nova, anexe os mesmos três arquivos do Prompt 0 (a minuta, o relatório do benchmark e a planilha de indicadores), copie o texto do quadro abaixo e cole na conversa. Se a ferramenta não aceitar anexos, copie o conteúdo dos arquivos e cole abaixo do prompt, depois de uma linha com o texto ## DADOS. Desligue a busca na web e a memória entre conversas, ou use conversa temporária, se a ferramenta oferecer essas opções. As quatro partes (contexto, papel, restrições e formato de saída) estão marcadas para que seja possível alterar uma de cada vez e observar o efeito.</w:t>
+        <w:t xml:space="preserve">Em uma conversa nova, anexe os mesmos três arquivos do Prompt 0 (a minuta, o relatório do benchmark e a planilha de indicadores), copie o texto do quadro abaixo e cole na conversa. Se a ferramenta não aceitar anexos, copie o conteúdo dos arquivos e cole abaixo do prompt, depois de uma linha com o texto "## DADOS". Desligue a busca na web e a memória entre conversas, ou use conversa temporária, se a ferramenta oferecer essas opções. As quatro partes (contexto, papel, restrições e formato de saída) estão marcadas para que seja possível alterar uma de cada vez e observar o efeito.</w:t>
       </w:r>
     </w:p>
     <w:p>
